--- a/livrables/lecons/appli-ia/2026-09-11_lecon-appli-ia_07_persistance-sqlite.docx
+++ b/livrables/lecons/appli-ia/2026-09-11_lecon-appli-ia_07_persistance-sqlite.docx
@@ -2465,6 +2465,17 @@
           <w:szCs w:val="22"/>
         </w:rPr>
         <w:t xml:space="preserve">Tu dois voir une erreur de la forme :</w:t>
+      </w:r>
+      <w:r>
+        <w:rPr>
+          <w:rFonts w:ascii="Times New Roman" w:cs="Times New Roman" w:eastAsia="Times New Roman" w:hAnsi="Times New Roman"/>
+          <w:i/>
+          <w:iCs/>
+          <w:color w:val="6B7280"/>
+          <w:sz w:val="20"/>
+          <w:szCs w:val="20"/>
+        </w:rPr>
+        <w:t xml:space="preserve"> [Corrigé le 25/09/2026 : sortie vérifiée, pas corrigée. Rejouée le 25/09/2026 avec better-sqlite3 13.0.3 sur une base en mémoire : « SqliteError: no such table: fichiers », au caractère près.]</w:t>
       </w:r>
     </w:p>
     <w:p>
@@ -3129,7 +3140,7 @@
                 <w:sz w:val="22"/>
                 <w:szCs w:val="22"/>
               </w:rPr>
-              <w:t xml:space="preserve">Cannot find module 'better-sqlite3'</w:t>
+              <w:t xml:space="preserve">Error: Cannot find module 'better-sqlite3'</w:t>
             </w:r>
           </w:p>
         </w:tc>
@@ -3154,6 +3165,17 @@
                 <w:szCs w:val="22"/>
               </w:rPr>
               <w:t xml:space="preserve">better-sqlite3 n'est pas installé dans le projet</w:t>
+            </w:r>
+            <w:r>
+              <w:rPr>
+                <w:rFonts w:ascii="Times New Roman" w:cs="Times New Roman" w:eastAsia="Times New Roman" w:hAnsi="Times New Roman"/>
+                <w:i/>
+                <w:iCs/>
+                <w:color w:val="6B7280"/>
+                <w:sz w:val="20"/>
+                <w:szCs w:val="20"/>
+              </w:rPr>
+              <w:t xml:space="preserve"> [Corrigé le 25/09/2026 : le symptôme manquait son préfixe. Reproduit le 25/09/2026 sur Node.js v24.15.0. Node écrit « Error: Cannot find module 'better-sqlite3' ».]</w:t>
             </w:r>
           </w:p>
         </w:tc>
@@ -3229,6 +3251,17 @@
               </w:rPr>
               <w:t xml:space="preserve">portail.db n'existe pas encore</w:t>
             </w:r>
+            <w:r>
+              <w:rPr>
+                <w:rFonts w:ascii="Times New Roman" w:cs="Times New Roman" w:eastAsia="Times New Roman" w:hAnsi="Times New Roman"/>
+                <w:i/>
+                <w:iCs/>
+                <w:color w:val="6B7280"/>
+                <w:sz w:val="20"/>
+                <w:szCs w:val="20"/>
+              </w:rPr>
+              <w:t xml:space="preserve"> [Corrigé le 25/09/2026 : symptôme vérifié, pas corrigé : « SqliteError: no such table: livrables » est exact au caractère près (rejoué le 25/09/2026).]</w:t>
+            </w:r>
           </w:p>
         </w:tc>
         <w:tc>
@@ -3303,6 +3336,17 @@
               </w:rPr>
               <w:t xml:space="preserve">La requête référence une colonne absente du schéma</w:t>
             </w:r>
+            <w:r>
+              <w:rPr>
+                <w:rFonts w:ascii="Times New Roman" w:cs="Times New Roman" w:eastAsia="Times New Roman" w:hAnsi="Times New Roman"/>
+                <w:i/>
+                <w:iCs/>
+                <w:color w:val="6B7280"/>
+                <w:sz w:val="20"/>
+                <w:szCs w:val="20"/>
+              </w:rPr>
+              <w:t xml:space="preserve"> [Corrigé le 25/09/2026 : symptôme vérifié, pas corrigé : « SqliteError: no such column: X » est exact au caractère près, le X compris (rejoué le 25/09/2026 avec une requête sur une colonne X inexistante).]</w:t>
+            </w:r>
           </w:p>
         </w:tc>
         <w:tc>
@@ -3351,7 +3395,7 @@
                 <w:sz w:val="22"/>
                 <w:szCs w:val="22"/>
               </w:rPr>
-              <w:t xml:space="preserve">Error: SQLITE_READONLY: attempt to write a readonly database</w:t>
+              <w:t xml:space="preserve">SqliteError: attempt to write a readonly database</w:t>
             </w:r>
           </w:p>
         </w:tc>
@@ -3376,6 +3420,17 @@
                 <w:szCs w:val="22"/>
               </w:rPr>
               <w:t xml:space="preserve">.open() avec readonly:true sur la base ouverte en écriture ailleurs</w:t>
+            </w:r>
+            <w:r>
+              <w:rPr>
+                <w:rFonts w:ascii="Times New Roman" w:cs="Times New Roman" w:eastAsia="Times New Roman" w:hAnsi="Times New Roman"/>
+                <w:i/>
+                <w:iCs/>
+                <w:color w:val="6B7280"/>
+                <w:sz w:val="20"/>
+                <w:szCs w:val="20"/>
+              </w:rPr>
+              <w:t xml:space="preserve"> [Corrigé le 25/09/2026 : le symptôme était écrit « Error: SQLITE_READONLY: attempt to write a readonly database ». Rejoué le 25/09/2026 sur une copie de portail.db passée en lecture seule : la classe est SqliteError, comme les trois autres lignes de ce tableau, et SQLITE_READONLY est le CODE porté par l'objet (e.code), pas un préfixe du message.]</w:t>
             </w:r>
           </w:p>
         </w:tc>
@@ -4012,6 +4067,97 @@
           <w:szCs w:val="22"/>
         </w:rPr>
         <w:t xml:space="preserve"> côté navigateur) et refactoriser le serveur pour qu'il exploite la base SQLite créée en leçon 07. On verra aussi comment le serveur Node.js peut servir le build React sans Vite en parallèle.</w:t>
+      </w:r>
+    </w:p>
+    <w:p>
+      <w:pPr>
+        <w:spacing w:after="120" w:before="360" w:line="276"/>
+      </w:pPr>
+      <w:r>
+        <w:rPr>
+          <w:rFonts w:ascii="Times New Roman" w:cs="Times New Roman" w:eastAsia="Times New Roman" w:hAnsi="Times New Roman"/>
+          <w:b/>
+          <w:bCs/>
+          <w:color w:val="1F2937"/>
+          <w:sz w:val="22"/>
+          <w:szCs w:val="22"/>
+        </w:rPr>
+        <w:t xml:space="preserve">📝 Journal des corrections — 25 septembre 2026</w:t>
+      </w:r>
+    </w:p>
+    <w:p>
+      <w:pPr>
+        <w:spacing w:after="60" w:before="60" w:line="276"/>
+      </w:pPr>
+      <w:r>
+        <w:rPr>
+          <w:rFonts w:ascii="Times New Roman" w:cs="Times New Roman" w:eastAsia="Times New Roman" w:hAnsi="Times New Roman"/>
+          <w:b/>
+          <w:bCs/>
+          <w:color w:val="1F2937"/>
+          <w:sz w:val="22"/>
+          <w:szCs w:val="22"/>
+        </w:rPr>
+        <w:t xml:space="preserve">Trois des cinq symptômes du tableau étaient exacts au caractère près.</w:t>
+      </w:r>
+      <w:r>
+        <w:rPr>
+          <w:rFonts w:ascii="Times New Roman" w:cs="Times New Roman" w:eastAsia="Times New Roman" w:hAnsi="Times New Roman"/>
+          <w:color w:val="1F2937"/>
+          <w:sz w:val="22"/>
+          <w:szCs w:val="22"/>
+        </w:rPr>
+        <w:t xml:space="preserve"> Rejoués le 25/09/2026 avec better-sqlite3 13.0.3 : « SqliteError: no such table: fichiers », « no such table: livrables » et « no such column: X » — le X littéral compris. C'est le meilleur tableau d'erreurs du parcours, et de loin : les quatre autres leçons relues le même jour n'avaient qu'un seul message exact à elles toutes.</w:t>
+      </w:r>
+    </w:p>
+    <w:p>
+      <w:pPr>
+        <w:spacing w:after="60" w:before="60" w:line="276"/>
+      </w:pPr>
+      <w:r>
+        <w:rPr>
+          <w:rFonts w:ascii="Times New Roman" w:cs="Times New Roman" w:eastAsia="Times New Roman" w:hAnsi="Times New Roman"/>
+          <w:b/>
+          <w:bCs/>
+          <w:color w:val="1F2937"/>
+          <w:sz w:val="22"/>
+          <w:szCs w:val="22"/>
+        </w:rPr>
+        <w:t xml:space="preserve">Les deux autres portaient un préfixe fautif.</w:t>
+      </w:r>
+      <w:r>
+        <w:rPr>
+          <w:rFonts w:ascii="Times New Roman" w:cs="Times New Roman" w:eastAsia="Times New Roman" w:hAnsi="Times New Roman"/>
+          <w:color w:val="1F2937"/>
+          <w:sz w:val="22"/>
+          <w:szCs w:val="22"/>
+        </w:rPr>
+        <w:t xml:space="preserve"> « Cannot find module 'better-sqlite3' » manquait son « Error: ». Et « Error: SQLITE_READONLY: attempt to write a readonly database » mélangeait deux choses : rejoué sur une copie de portail.db en lecture seule, la classe est SqliteError — comme les trois lignes voisines — et SQLITE_READONLY est le code porté par l'objet, pas un préfixe du message.</w:t>
+      </w:r>
+    </w:p>
+    <w:p>
+      <w:pPr>
+        <w:spacing w:after="60" w:before="60" w:line="276"/>
+      </w:pPr>
+      <w:r>
+        <w:rPr>
+          <w:rFonts w:ascii="Times New Roman" w:cs="Times New Roman" w:eastAsia="Times New Roman" w:hAnsi="Times New Roman"/>
+          <w:b/>
+          <w:bCs/>
+          <w:color w:val="1F2937"/>
+          <w:sz w:val="22"/>
+          <w:szCs w:val="22"/>
+        </w:rPr>
+        <w:t xml:space="preserve">Ce qui a été relu et n'a pas bougé.</w:t>
+      </w:r>
+      <w:r>
+        <w:rPr>
+          <w:rFonts w:ascii="Times New Roman" w:cs="Times New Roman" w:eastAsia="Times New Roman" w:hAnsi="Times New Roman"/>
+          <w:color w:val="1F2937"/>
+          <w:sz w:val="22"/>
+          <w:szCs w:val="22"/>
+        </w:rPr>
+        <w:t xml:space="preserve"> Les sept corrections du 11/09/2026 tiennent, dont les huit puces vides et l'exercice 3 qui prescrivait une vérification impossible. Cette passe ne porte que sur les cinq symptômes, relevés par le contrôle (g) de l'étape 5 bis écrit le 25/09/2026.</w:t>
       </w:r>
     </w:p>
     <w:sectPr>
